--- a/Task 2 Doc.docx
+++ b/Task 2 Doc.docx
@@ -8,10 +8,10 @@
           <w:noProof/>
         </w:rPr>
         <w:drawing>
-          <wp:inline distT="0" distB="0" distL="0" distR="0" wp14:anchorId="37375D28" wp14:editId="30A087D2">
-            <wp:extent cx="5943600" cy="4391025"/>
-            <wp:effectExtent l="0" t="0" r="0" b="9525"/>
-            <wp:docPr id="1" name="Picture 1"/>
+          <wp:inline distT="0" distB="0" distL="0" distR="0" wp14:anchorId="6828210C" wp14:editId="2FFF4EAB">
+            <wp:extent cx="5943600" cy="3962400"/>
+            <wp:effectExtent l="0" t="0" r="0" b="0"/>
+            <wp:docPr id="4" name="Picture 4"/>
             <wp:cNvGraphicFramePr>
               <a:graphicFrameLocks xmlns:a="http://schemas.openxmlformats.org/drawingml/2006/main" noChangeAspect="1"/>
             </wp:cNvGraphicFramePr>
@@ -19,11 +19,11 @@
               <a:graphicData uri="http://schemas.openxmlformats.org/drawingml/2006/picture">
                 <pic:pic xmlns:pic="http://schemas.openxmlformats.org/drawingml/2006/picture">
                   <pic:nvPicPr>
-                    <pic:cNvPr id="1" name="Picture 1"/>
+                    <pic:cNvPr id="4" name="Picture 4"/>
                     <pic:cNvPicPr/>
                   </pic:nvPicPr>
                   <pic:blipFill>
-                    <a:blip r:embed="rId5">
+                    <a:blip r:embed="rId5" cstate="print">
                       <a:extLst>
                         <a:ext uri="{28A0092B-C50C-407E-A947-70E740481C1C}">
                           <a14:useLocalDpi xmlns:a14="http://schemas.microsoft.com/office/drawing/2010/main" val="0"/>
@@ -37,7 +37,7 @@
                   <pic:spPr>
                     <a:xfrm>
                       <a:off x="0" y="0"/>
-                      <a:ext cx="5943600" cy="4391025"/>
+                      <a:ext cx="5943600" cy="3962400"/>
                     </a:xfrm>
                     <a:prstGeom prst="rect">
                       <a:avLst/>
@@ -102,37 +102,42 @@
     <w:p>
       <w:pPr>
         <w:spacing w:before="100" w:beforeAutospacing="1" w:after="100" w:afterAutospacing="1" w:line="240" w:lineRule="auto"/>
-        <w:rPr>
-          <w:rFonts w:ascii="Sylfaen" w:eastAsia="Times New Roman" w:hAnsi="Sylfaen" w:cs="Times New Roman"/>
-          <w:sz w:val="24"/>
-          <w:szCs w:val="24"/>
-        </w:rPr>
-      </w:pPr>
-      <w:r>
-        <w:rPr>
-          <w:rFonts w:ascii="Sylfaen" w:eastAsia="Times New Roman" w:hAnsi="Sylfaen" w:cs="Times New Roman"/>
-          <w:sz w:val="24"/>
-          <w:szCs w:val="24"/>
-        </w:rPr>
-        <w:t xml:space="preserve">The selected business process is </w:t>
-      </w:r>
-      <w:r>
-        <w:rPr>
-          <w:rFonts w:ascii="Sylfaen" w:eastAsia="Times New Roman" w:hAnsi="Sylfaen" w:cs="Times New Roman"/>
-          <w:b/>
-          <w:bCs/>
-          <w:sz w:val="24"/>
-          <w:szCs w:val="24"/>
+        <w:outlineLvl w:val="2"/>
+        <w:rPr>
+          <w:rFonts w:ascii="Sylfaen" w:hAnsi="Sylfaen"/>
+        </w:rPr>
+      </w:pPr>
+      <w:r>
+        <w:rPr>
+          <w:rFonts w:ascii="Sylfaen" w:hAnsi="Sylfaen"/>
+        </w:rPr>
+        <w:t xml:space="preserve">The selected business processes are </w:t>
+      </w:r>
+      <w:r>
+        <w:rPr>
+          <w:rStyle w:val="Strong"/>
+          <w:rFonts w:ascii="Sylfaen" w:hAnsi="Sylfaen"/>
         </w:rPr>
         <w:t>Sales</w:t>
       </w:r>
       <w:r>
         <w:rPr>
-          <w:rFonts w:ascii="Sylfaen" w:eastAsia="Times New Roman" w:hAnsi="Sylfaen" w:cs="Times New Roman"/>
-          <w:sz w:val="24"/>
-          <w:szCs w:val="24"/>
-        </w:rPr>
-        <w:t>. Each record in the fact table represents a completed sales transaction. The Sales process was chosen because it is the central business activity connecting customers, products, employees, stores, and dates.</w:t>
+          <w:rFonts w:ascii="Sylfaen" w:hAnsi="Sylfaen"/>
+        </w:rPr>
+        <w:t xml:space="preserve"> and </w:t>
+      </w:r>
+      <w:r>
+        <w:rPr>
+          <w:rStyle w:val="Strong"/>
+          <w:rFonts w:ascii="Sylfaen" w:hAnsi="Sylfaen"/>
+        </w:rPr>
+        <w:t>Payments</w:t>
+      </w:r>
+      <w:r>
+        <w:rPr>
+          <w:rFonts w:ascii="Sylfaen" w:hAnsi="Sylfaen"/>
+        </w:rPr>
+        <w:t>. These represent the main transactional activities in the business model. Sales records capture product purchases, while payment records store information about customer payments. Keeping them as separate fact tables preserves the original business processes.</w:t>
       </w:r>
     </w:p>
     <w:p>
@@ -163,35 +168,83 @@
         <w:spacing w:before="100" w:beforeAutospacing="1" w:after="100" w:afterAutospacing="1" w:line="240" w:lineRule="auto"/>
         <w:rPr>
           <w:rFonts w:ascii="Sylfaen" w:eastAsia="Times New Roman" w:hAnsi="Sylfaen" w:cs="Times New Roman"/>
-          <w:sz w:val="24"/>
-          <w:szCs w:val="24"/>
-        </w:rPr>
-      </w:pPr>
-      <w:r>
-        <w:rPr>
-          <w:rFonts w:ascii="Sylfaen" w:eastAsia="Times New Roman" w:hAnsi="Sylfaen" w:cs="Times New Roman"/>
-          <w:sz w:val="24"/>
-          <w:szCs w:val="24"/>
-        </w:rPr>
-        <w:t xml:space="preserve">The grain of the fact table is </w:t>
-      </w:r>
+        </w:rPr>
+      </w:pPr>
+      <w:r>
+        <w:rPr>
+          <w:rFonts w:ascii="Sylfaen" w:eastAsia="Times New Roman" w:hAnsi="Sylfaen" w:cs="Times New Roman"/>
+        </w:rPr>
+        <w:t>The grain defines what a single row in each fact table represents.</w:t>
+      </w:r>
+    </w:p>
+    <w:p>
+      <w:pPr>
+        <w:numPr>
+          <w:ilvl w:val="0"/>
+          <w:numId w:val="2"/>
+        </w:numPr>
+        <w:spacing w:before="100" w:beforeAutospacing="1" w:after="100" w:afterAutospacing="1" w:line="240" w:lineRule="auto"/>
+        <w:rPr>
+          <w:rFonts w:ascii="Sylfaen" w:eastAsia="Times New Roman" w:hAnsi="Sylfaen" w:cs="Times New Roman"/>
+        </w:rPr>
+      </w:pPr>
+      <w:proofErr w:type="spellStart"/>
       <w:r>
         <w:rPr>
           <w:rFonts w:ascii="Sylfaen" w:eastAsia="Times New Roman" w:hAnsi="Sylfaen" w:cs="Times New Roman"/>
           <w:b/>
           <w:bCs/>
-          <w:sz w:val="24"/>
-          <w:szCs w:val="24"/>
-        </w:rPr>
-        <w:t>one sales transaction</w:t>
-      </w:r>
-      <w:r>
-        <w:rPr>
-          <w:rFonts w:ascii="Sylfaen" w:eastAsia="Times New Roman" w:hAnsi="Sylfaen" w:cs="Times New Roman"/>
-          <w:sz w:val="24"/>
-          <w:szCs w:val="24"/>
-        </w:rPr>
-        <w:t>. Each record represents one sale of a product to one customer by one employee in one store on a specific date.</w:t>
+        </w:rPr>
+        <w:t>FactSales</w:t>
+      </w:r>
+      <w:proofErr w:type="spellEnd"/>
+      <w:r>
+        <w:rPr>
+          <w:rFonts w:ascii="Sylfaen" w:eastAsia="Times New Roman" w:hAnsi="Sylfaen" w:cs="Times New Roman"/>
+        </w:rPr>
+        <w:t xml:space="preserve">: one completed sales transaction of a product to a customer by an employee in a specific store on a specific date. </w:t>
+      </w:r>
+    </w:p>
+    <w:p>
+      <w:pPr>
+        <w:numPr>
+          <w:ilvl w:val="0"/>
+          <w:numId w:val="2"/>
+        </w:numPr>
+        <w:spacing w:before="100" w:beforeAutospacing="1" w:after="100" w:afterAutospacing="1" w:line="240" w:lineRule="auto"/>
+        <w:rPr>
+          <w:rFonts w:ascii="Sylfaen" w:eastAsia="Times New Roman" w:hAnsi="Sylfaen" w:cs="Times New Roman"/>
+        </w:rPr>
+      </w:pPr>
+      <w:proofErr w:type="spellStart"/>
+      <w:r>
+        <w:rPr>
+          <w:rFonts w:ascii="Sylfaen" w:eastAsia="Times New Roman" w:hAnsi="Sylfaen" w:cs="Times New Roman"/>
+          <w:b/>
+          <w:bCs/>
+        </w:rPr>
+        <w:t>FactPayment</w:t>
+      </w:r>
+      <w:proofErr w:type="spellEnd"/>
+      <w:r>
+        <w:rPr>
+          <w:rFonts w:ascii="Sylfaen" w:eastAsia="Times New Roman" w:hAnsi="Sylfaen" w:cs="Times New Roman"/>
+        </w:rPr>
+        <w:t xml:space="preserve">: one payment made by a customer that is processed by an employee on a specific date. </w:t>
+      </w:r>
+    </w:p>
+    <w:p>
+      <w:pPr>
+        <w:spacing w:before="100" w:beforeAutospacing="1" w:after="100" w:afterAutospacing="1" w:line="240" w:lineRule="auto"/>
+        <w:rPr>
+          <w:rFonts w:ascii="Sylfaen" w:eastAsia="Times New Roman" w:hAnsi="Sylfaen" w:cs="Times New Roman"/>
+        </w:rPr>
+      </w:pPr>
+      <w:r>
+        <w:rPr>
+          <w:rFonts w:ascii="Sylfaen" w:eastAsia="Times New Roman" w:hAnsi="Sylfaen" w:cs="Times New Roman"/>
+        </w:rPr>
+        <w:t>This grain provides a consistent level of detail for analytical reporting.</w:t>
       </w:r>
     </w:p>
     <w:p>
@@ -224,7 +277,6 @@
           <w:sz w:val="27"/>
           <w:szCs w:val="27"/>
         </w:rPr>
-        <w:lastRenderedPageBreak/>
         <w:t>Step 3 – Identify the Dimensions</w:t>
       </w:r>
     </w:p>
@@ -233,15 +285,11 @@
         <w:spacing w:before="100" w:beforeAutospacing="1" w:after="100" w:afterAutospacing="1" w:line="240" w:lineRule="auto"/>
         <w:rPr>
           <w:rFonts w:ascii="Sylfaen" w:eastAsia="Times New Roman" w:hAnsi="Sylfaen" w:cs="Times New Roman"/>
-          <w:sz w:val="24"/>
-          <w:szCs w:val="24"/>
-        </w:rPr>
-      </w:pPr>
-      <w:r>
-        <w:rPr>
-          <w:rFonts w:ascii="Sylfaen" w:eastAsia="Times New Roman" w:hAnsi="Sylfaen" w:cs="Times New Roman"/>
-          <w:sz w:val="24"/>
-          <w:szCs w:val="24"/>
+        </w:rPr>
+      </w:pPr>
+      <w:r>
+        <w:rPr>
+          <w:rFonts w:ascii="Sylfaen" w:eastAsia="Times New Roman" w:hAnsi="Sylfaen" w:cs="Times New Roman"/>
         </w:rPr>
         <w:t>The descriptive information was organized into the following dimensions:</w:t>
       </w:r>
@@ -250,13 +298,11 @@
       <w:pPr>
         <w:numPr>
           <w:ilvl w:val="0"/>
-          <w:numId w:val="1"/>
+          <w:numId w:val="3"/>
         </w:numPr>
         <w:spacing w:before="100" w:beforeAutospacing="1" w:after="100" w:afterAutospacing="1" w:line="240" w:lineRule="auto"/>
         <w:rPr>
           <w:rFonts w:ascii="Sylfaen" w:eastAsia="Times New Roman" w:hAnsi="Sylfaen" w:cs="Times New Roman"/>
-          <w:sz w:val="24"/>
-          <w:szCs w:val="24"/>
         </w:rPr>
       </w:pPr>
       <w:proofErr w:type="spellStart"/>
@@ -265,8 +311,6 @@
           <w:rFonts w:ascii="Sylfaen" w:eastAsia="Times New Roman" w:hAnsi="Sylfaen" w:cs="Times New Roman"/>
           <w:b/>
           <w:bCs/>
-          <w:sz w:val="24"/>
-          <w:szCs w:val="24"/>
         </w:rPr>
         <w:t>DimDate</w:t>
       </w:r>
@@ -274,17 +318,13 @@
       <w:r>
         <w:rPr>
           <w:rFonts w:ascii="Sylfaen" w:eastAsia="Times New Roman" w:hAnsi="Sylfaen" w:cs="Times New Roman"/>
-          <w:sz w:val="24"/>
-          <w:szCs w:val="24"/>
-        </w:rPr>
-        <w:t xml:space="preserve"> – date attributes (</w:t>
+        </w:rPr>
+        <w:t xml:space="preserve"> – calendar information (</w:t>
       </w:r>
       <w:proofErr w:type="spellStart"/>
       <w:r>
         <w:rPr>
           <w:rFonts w:ascii="Sylfaen" w:eastAsia="Times New Roman" w:hAnsi="Sylfaen" w:cs="Times New Roman"/>
-          <w:sz w:val="24"/>
-          <w:szCs w:val="24"/>
         </w:rPr>
         <w:t>SalesDate</w:t>
       </w:r>
@@ -292,8 +332,6 @@
       <w:r>
         <w:rPr>
           <w:rFonts w:ascii="Sylfaen" w:eastAsia="Times New Roman" w:hAnsi="Sylfaen" w:cs="Times New Roman"/>
-          <w:sz w:val="24"/>
-          <w:szCs w:val="24"/>
         </w:rPr>
         <w:t xml:space="preserve">, Day, Month, Quarter, Year) </w:t>
       </w:r>
@@ -302,13 +340,11 @@
       <w:pPr>
         <w:numPr>
           <w:ilvl w:val="0"/>
-          <w:numId w:val="1"/>
+          <w:numId w:val="3"/>
         </w:numPr>
         <w:spacing w:before="100" w:beforeAutospacing="1" w:after="100" w:afterAutospacing="1" w:line="240" w:lineRule="auto"/>
         <w:rPr>
           <w:rFonts w:ascii="Sylfaen" w:eastAsia="Times New Roman" w:hAnsi="Sylfaen" w:cs="Times New Roman"/>
-          <w:sz w:val="24"/>
-          <w:szCs w:val="24"/>
         </w:rPr>
       </w:pPr>
       <w:proofErr w:type="spellStart"/>
@@ -317,8 +353,6 @@
           <w:rFonts w:ascii="Sylfaen" w:eastAsia="Times New Roman" w:hAnsi="Sylfaen" w:cs="Times New Roman"/>
           <w:b/>
           <w:bCs/>
-          <w:sz w:val="24"/>
-          <w:szCs w:val="24"/>
         </w:rPr>
         <w:t>DimCustomer</w:t>
       </w:r>
@@ -326,23 +360,19 @@
       <w:r>
         <w:rPr>
           <w:rFonts w:ascii="Sylfaen" w:eastAsia="Times New Roman" w:hAnsi="Sylfaen" w:cs="Times New Roman"/>
-          <w:sz w:val="24"/>
-          <w:szCs w:val="24"/>
-        </w:rPr>
-        <w:t xml:space="preserve"> – customer information </w:t>
+        </w:rPr>
+        <w:t xml:space="preserve"> – customer information and location details </w:t>
       </w:r>
     </w:p>
     <w:p>
       <w:pPr>
         <w:numPr>
           <w:ilvl w:val="0"/>
-          <w:numId w:val="1"/>
+          <w:numId w:val="3"/>
         </w:numPr>
         <w:spacing w:before="100" w:beforeAutospacing="1" w:after="100" w:afterAutospacing="1" w:line="240" w:lineRule="auto"/>
         <w:rPr>
           <w:rFonts w:ascii="Sylfaen" w:eastAsia="Times New Roman" w:hAnsi="Sylfaen" w:cs="Times New Roman"/>
-          <w:sz w:val="24"/>
-          <w:szCs w:val="24"/>
         </w:rPr>
       </w:pPr>
       <w:proofErr w:type="spellStart"/>
@@ -351,8 +381,6 @@
           <w:rFonts w:ascii="Sylfaen" w:eastAsia="Times New Roman" w:hAnsi="Sylfaen" w:cs="Times New Roman"/>
           <w:b/>
           <w:bCs/>
-          <w:sz w:val="24"/>
-          <w:szCs w:val="24"/>
         </w:rPr>
         <w:t>DimProduct</w:t>
       </w:r>
@@ -360,23 +388,19 @@
       <w:r>
         <w:rPr>
           <w:rFonts w:ascii="Sylfaen" w:eastAsia="Times New Roman" w:hAnsi="Sylfaen" w:cs="Times New Roman"/>
-          <w:sz w:val="24"/>
-          <w:szCs w:val="24"/>
-        </w:rPr>
-        <w:t xml:space="preserve"> – product information </w:t>
+        </w:rPr>
+        <w:t xml:space="preserve"> – product information, including product category </w:t>
       </w:r>
     </w:p>
     <w:p>
       <w:pPr>
         <w:numPr>
           <w:ilvl w:val="0"/>
-          <w:numId w:val="1"/>
+          <w:numId w:val="3"/>
         </w:numPr>
         <w:spacing w:before="100" w:beforeAutospacing="1" w:after="100" w:afterAutospacing="1" w:line="240" w:lineRule="auto"/>
         <w:rPr>
           <w:rFonts w:ascii="Sylfaen" w:eastAsia="Times New Roman" w:hAnsi="Sylfaen" w:cs="Times New Roman"/>
-          <w:sz w:val="24"/>
-          <w:szCs w:val="24"/>
         </w:rPr>
       </w:pPr>
       <w:proofErr w:type="spellStart"/>
@@ -385,8 +409,6 @@
           <w:rFonts w:ascii="Sylfaen" w:eastAsia="Times New Roman" w:hAnsi="Sylfaen" w:cs="Times New Roman"/>
           <w:b/>
           <w:bCs/>
-          <w:sz w:val="24"/>
-          <w:szCs w:val="24"/>
         </w:rPr>
         <w:t>DimEmployee</w:t>
       </w:r>
@@ -394,23 +416,19 @@
       <w:r>
         <w:rPr>
           <w:rFonts w:ascii="Sylfaen" w:eastAsia="Times New Roman" w:hAnsi="Sylfaen" w:cs="Times New Roman"/>
-          <w:sz w:val="24"/>
-          <w:szCs w:val="24"/>
-        </w:rPr>
-        <w:t xml:space="preserve"> – employee information </w:t>
+        </w:rPr>
+        <w:t xml:space="preserve"> – employee information and location details </w:t>
       </w:r>
     </w:p>
     <w:p>
       <w:pPr>
         <w:numPr>
           <w:ilvl w:val="0"/>
-          <w:numId w:val="1"/>
+          <w:numId w:val="3"/>
         </w:numPr>
         <w:spacing w:before="100" w:beforeAutospacing="1" w:after="100" w:afterAutospacing="1" w:line="240" w:lineRule="auto"/>
         <w:rPr>
           <w:rFonts w:ascii="Sylfaen" w:eastAsia="Times New Roman" w:hAnsi="Sylfaen" w:cs="Times New Roman"/>
-          <w:sz w:val="24"/>
-          <w:szCs w:val="24"/>
         </w:rPr>
       </w:pPr>
       <w:proofErr w:type="spellStart"/>
@@ -419,8 +437,6 @@
           <w:rFonts w:ascii="Sylfaen" w:eastAsia="Times New Roman" w:hAnsi="Sylfaen" w:cs="Times New Roman"/>
           <w:b/>
           <w:bCs/>
-          <w:sz w:val="24"/>
-          <w:szCs w:val="24"/>
         </w:rPr>
         <w:t>DimStore</w:t>
       </w:r>
@@ -428,10 +444,8 @@
       <w:r>
         <w:rPr>
           <w:rFonts w:ascii="Sylfaen" w:eastAsia="Times New Roman" w:hAnsi="Sylfaen" w:cs="Times New Roman"/>
-          <w:sz w:val="24"/>
-          <w:szCs w:val="24"/>
-        </w:rPr>
-        <w:t xml:space="preserve"> – store information </w:t>
+        </w:rPr>
+        <w:t xml:space="preserve"> – store information and location details </w:t>
       </w:r>
     </w:p>
     <w:p>
@@ -439,17 +453,13 @@
         <w:spacing w:before="100" w:beforeAutospacing="1" w:after="100" w:afterAutospacing="1" w:line="240" w:lineRule="auto"/>
         <w:rPr>
           <w:rFonts w:ascii="Sylfaen" w:eastAsia="Times New Roman" w:hAnsi="Sylfaen" w:cs="Times New Roman"/>
-          <w:sz w:val="24"/>
-          <w:szCs w:val="24"/>
-        </w:rPr>
-      </w:pPr>
-      <w:r>
-        <w:rPr>
-          <w:rFonts w:ascii="Sylfaen" w:eastAsia="Times New Roman" w:hAnsi="Sylfaen" w:cs="Times New Roman"/>
-          <w:sz w:val="24"/>
-          <w:szCs w:val="24"/>
-        </w:rPr>
-        <w:t>These dimensions provide context for analyzing sales transactions.</w:t>
+        </w:rPr>
+      </w:pPr>
+      <w:r>
+        <w:rPr>
+          <w:rFonts w:ascii="Sylfaen" w:eastAsia="Times New Roman" w:hAnsi="Sylfaen" w:cs="Times New Roman"/>
+        </w:rPr>
+        <w:t>These dimensions provide the context needed to analyze sales and payment transactions.</w:t>
       </w:r>
     </w:p>
     <w:p>
@@ -480,26 +490,32 @@
         <w:spacing w:before="100" w:beforeAutospacing="1" w:after="100" w:afterAutospacing="1" w:line="240" w:lineRule="auto"/>
         <w:rPr>
           <w:rFonts w:ascii="Sylfaen" w:eastAsia="Times New Roman" w:hAnsi="Sylfaen" w:cs="Times New Roman"/>
-          <w:sz w:val="24"/>
-          <w:szCs w:val="24"/>
-        </w:rPr>
-      </w:pPr>
-      <w:r>
-        <w:rPr>
-          <w:rFonts w:ascii="Sylfaen" w:eastAsia="Times New Roman" w:hAnsi="Sylfaen" w:cs="Times New Roman"/>
-          <w:sz w:val="24"/>
-          <w:szCs w:val="24"/>
-        </w:rPr>
-        <w:t xml:space="preserve">The </w:t>
-      </w:r>
+        </w:rPr>
+      </w:pPr>
+      <w:r>
+        <w:rPr>
+          <w:rFonts w:ascii="Sylfaen" w:eastAsia="Times New Roman" w:hAnsi="Sylfaen" w:cs="Times New Roman"/>
+        </w:rPr>
+        <w:t>Two fact tables were created to represent the business events.</w:t>
+      </w:r>
+    </w:p>
+    <w:p>
+      <w:pPr>
+        <w:numPr>
+          <w:ilvl w:val="0"/>
+          <w:numId w:val="4"/>
+        </w:numPr>
+        <w:spacing w:before="100" w:beforeAutospacing="1" w:after="100" w:afterAutospacing="1" w:line="240" w:lineRule="auto"/>
+        <w:rPr>
+          <w:rFonts w:ascii="Sylfaen" w:eastAsia="Times New Roman" w:hAnsi="Sylfaen" w:cs="Times New Roman"/>
+        </w:rPr>
+      </w:pPr>
       <w:proofErr w:type="spellStart"/>
       <w:r>
         <w:rPr>
           <w:rFonts w:ascii="Sylfaen" w:eastAsia="Times New Roman" w:hAnsi="Sylfaen" w:cs="Times New Roman"/>
           <w:b/>
           <w:bCs/>
-          <w:sz w:val="24"/>
-          <w:szCs w:val="24"/>
         </w:rPr>
         <w:t>FactSales</w:t>
       </w:r>
@@ -507,46 +523,50 @@
       <w:r>
         <w:rPr>
           <w:rFonts w:ascii="Sylfaen" w:eastAsia="Times New Roman" w:hAnsi="Sylfaen" w:cs="Times New Roman"/>
-          <w:sz w:val="24"/>
-          <w:szCs w:val="24"/>
-        </w:rPr>
-        <w:t xml:space="preserve"> table stores the business event and contains the foreign keys to each dimension together with transactional information such as </w:t>
-      </w:r>
+        </w:rPr>
+        <w:t xml:space="preserve"> stores sales transactions and references the Date, Customer, Product, Employee, and Store dimensions. </w:t>
+      </w:r>
+    </w:p>
+    <w:p>
+      <w:pPr>
+        <w:numPr>
+          <w:ilvl w:val="0"/>
+          <w:numId w:val="4"/>
+        </w:numPr>
+        <w:spacing w:before="100" w:beforeAutospacing="1" w:after="100" w:afterAutospacing="1" w:line="240" w:lineRule="auto"/>
+        <w:rPr>
+          <w:rFonts w:ascii="Sylfaen" w:eastAsia="Times New Roman" w:hAnsi="Sylfaen" w:cs="Times New Roman"/>
+        </w:rPr>
+      </w:pPr>
       <w:proofErr w:type="spellStart"/>
       <w:r>
         <w:rPr>
           <w:rFonts w:ascii="Sylfaen" w:eastAsia="Times New Roman" w:hAnsi="Sylfaen" w:cs="Times New Roman"/>
-          <w:sz w:val="24"/>
-          <w:szCs w:val="24"/>
-        </w:rPr>
-        <w:t>SaleID</w:t>
+          <w:b/>
+          <w:bCs/>
+        </w:rPr>
+        <w:t>FactPayment</w:t>
       </w:r>
       <w:proofErr w:type="spellEnd"/>
       <w:r>
         <w:rPr>
           <w:rFonts w:ascii="Sylfaen" w:eastAsia="Times New Roman" w:hAnsi="Sylfaen" w:cs="Times New Roman"/>
-          <w:sz w:val="24"/>
-          <w:szCs w:val="24"/>
-        </w:rPr>
-        <w:t xml:space="preserve"> and </w:t>
-      </w:r>
-      <w:proofErr w:type="spellStart"/>
-      <w:r>
-        <w:rPr>
-          <w:rFonts w:ascii="Sylfaen" w:eastAsia="Times New Roman" w:hAnsi="Sylfaen" w:cs="Times New Roman"/>
-          <w:sz w:val="24"/>
-          <w:szCs w:val="24"/>
-        </w:rPr>
-        <w:t>Update_DT</w:t>
-      </w:r>
-      <w:proofErr w:type="spellEnd"/>
-      <w:r>
-        <w:rPr>
-          <w:rFonts w:ascii="Sylfaen" w:eastAsia="Times New Roman" w:hAnsi="Sylfaen" w:cs="Times New Roman"/>
-          <w:sz w:val="24"/>
-          <w:szCs w:val="24"/>
-        </w:rPr>
-        <w:t>. The fact table acts as the center of the Star Schema and enables analytical queries across all dimensions.</w:t>
+        </w:rPr>
+        <w:t xml:space="preserve"> stores payment transactions and references the Date, Customer, and Employee dimensions together with the payment amount. </w:t>
+      </w:r>
+    </w:p>
+    <w:p>
+      <w:pPr>
+        <w:spacing w:before="100" w:beforeAutospacing="1" w:after="100" w:afterAutospacing="1" w:line="240" w:lineRule="auto"/>
+        <w:rPr>
+          <w:rFonts w:ascii="Sylfaen" w:eastAsia="Times New Roman" w:hAnsi="Sylfaen" w:cs="Times New Roman"/>
+        </w:rPr>
+      </w:pPr>
+      <w:r>
+        <w:rPr>
+          <w:rFonts w:ascii="Sylfaen" w:eastAsia="Times New Roman" w:hAnsi="Sylfaen" w:cs="Times New Roman"/>
+        </w:rPr>
+        <w:t>The fact tables contain the transactional data, while the dimensions provide descriptive information for reporting and analysis.</w:t>
       </w:r>
     </w:p>
     <w:p>
@@ -575,11 +595,12 @@
           <w:sz w:val="24"/>
           <w:szCs w:val="24"/>
         </w:rPr>
+        <w:lastRenderedPageBreak/>
         <w:drawing>
-          <wp:inline distT="0" distB="0" distL="0" distR="0" wp14:anchorId="239E3944" wp14:editId="7E6BE880">
+          <wp:inline distT="0" distB="0" distL="0" distR="0" wp14:anchorId="3C82DA6E" wp14:editId="52AA470B">
             <wp:extent cx="5943600" cy="3962400"/>
             <wp:effectExtent l="0" t="0" r="0" b="0"/>
-            <wp:docPr id="2" name="Picture 2"/>
+            <wp:docPr id="3" name="Picture 3"/>
             <wp:cNvGraphicFramePr>
               <a:graphicFrameLocks xmlns:a="http://schemas.openxmlformats.org/drawingml/2006/main" noChangeAspect="1"/>
             </wp:cNvGraphicFramePr>
@@ -587,7 +608,7 @@
               <a:graphicData uri="http://schemas.openxmlformats.org/drawingml/2006/picture">
                 <pic:pic xmlns:pic="http://schemas.openxmlformats.org/drawingml/2006/picture">
                   <pic:nvPicPr>
-                    <pic:cNvPr id="2" name="Picture 2"/>
+                    <pic:cNvPr id="3" name="Picture 3"/>
                     <pic:cNvPicPr/>
                   </pic:nvPicPr>
                   <pic:blipFill>
@@ -629,8 +650,449 @@
         <w:rPr>
           <w:rFonts w:ascii="Sylfaen" w:hAnsi="Sylfaen"/>
         </w:rPr>
+        <w:t>Snowflake Schema – Normalization Steps</w:t>
+      </w:r>
+    </w:p>
+    <w:p>
+      <w:pPr>
+        <w:pStyle w:val="Heading3"/>
+        <w:rPr>
+          <w:rFonts w:ascii="Sylfaen" w:hAnsi="Sylfaen"/>
+        </w:rPr>
+      </w:pPr>
+      <w:r>
+        <w:rPr>
+          <w:rFonts w:ascii="Sylfaen" w:hAnsi="Sylfaen"/>
+        </w:rPr>
+        <w:t>Step 1 – Normalize Product Information</w:t>
+      </w:r>
+    </w:p>
+    <w:p>
+      <w:pPr>
+        <w:pStyle w:val="pdq2pgselectionanchorcontainer"/>
+        <w:rPr>
+          <w:rFonts w:ascii="Sylfaen" w:hAnsi="Sylfaen"/>
+          <w:sz w:val="22"/>
+          <w:szCs w:val="22"/>
+        </w:rPr>
+      </w:pPr>
+      <w:r>
+        <w:rPr>
+          <w:rFonts w:ascii="Sylfaen" w:hAnsi="Sylfaen"/>
+          <w:sz w:val="22"/>
+          <w:szCs w:val="22"/>
+        </w:rPr>
+        <w:t xml:space="preserve">The </w:t>
+      </w:r>
+      <w:r>
+        <w:rPr>
+          <w:rStyle w:val="Strong"/>
+          <w:rFonts w:ascii="Sylfaen" w:hAnsi="Sylfaen"/>
+          <w:sz w:val="22"/>
+          <w:szCs w:val="22"/>
+        </w:rPr>
+        <w:t>Product Category</w:t>
+      </w:r>
+      <w:r>
+        <w:rPr>
+          <w:rFonts w:ascii="Sylfaen" w:hAnsi="Sylfaen"/>
+          <w:sz w:val="22"/>
+          <w:szCs w:val="22"/>
+        </w:rPr>
+        <w:t xml:space="preserve"> attributes were separated from the </w:t>
+      </w:r>
+      <w:r>
+        <w:rPr>
+          <w:rStyle w:val="Strong"/>
+          <w:rFonts w:ascii="Sylfaen" w:hAnsi="Sylfaen"/>
+          <w:sz w:val="22"/>
+          <w:szCs w:val="22"/>
+        </w:rPr>
+        <w:t>Product</w:t>
+      </w:r>
+      <w:r>
+        <w:rPr>
+          <w:rFonts w:ascii="Sylfaen" w:hAnsi="Sylfaen"/>
+          <w:sz w:val="22"/>
+          <w:szCs w:val="22"/>
+        </w:rPr>
+        <w:t xml:space="preserve"> dimension into a dedicated </w:t>
+      </w:r>
+      <w:proofErr w:type="spellStart"/>
+      <w:r>
+        <w:rPr>
+          <w:rStyle w:val="Strong"/>
+          <w:rFonts w:ascii="Sylfaen" w:hAnsi="Sylfaen"/>
+          <w:sz w:val="22"/>
+          <w:szCs w:val="22"/>
+        </w:rPr>
+        <w:t>DimProductCategory</w:t>
+      </w:r>
+      <w:proofErr w:type="spellEnd"/>
+      <w:r>
+        <w:rPr>
+          <w:rFonts w:ascii="Sylfaen" w:hAnsi="Sylfaen"/>
+          <w:sz w:val="22"/>
+          <w:szCs w:val="22"/>
+        </w:rPr>
+        <w:t xml:space="preserve"> table. The </w:t>
+      </w:r>
+      <w:proofErr w:type="spellStart"/>
+      <w:r>
+        <w:rPr>
+          <w:rStyle w:val="Strong"/>
+          <w:rFonts w:ascii="Sylfaen" w:hAnsi="Sylfaen"/>
+          <w:sz w:val="22"/>
+          <w:szCs w:val="22"/>
+        </w:rPr>
+        <w:t>DimProduct</w:t>
+      </w:r>
+      <w:proofErr w:type="spellEnd"/>
+      <w:r>
+        <w:rPr>
+          <w:rFonts w:ascii="Sylfaen" w:hAnsi="Sylfaen"/>
+          <w:sz w:val="22"/>
+          <w:szCs w:val="22"/>
+        </w:rPr>
+        <w:t xml:space="preserve"> table now stores only product-specific information and references the category using a foreign key. This removes duplicated category values and improves data consistency.</w:t>
+      </w:r>
+    </w:p>
+    <w:p>
+      <w:pPr>
+        <w:pStyle w:val="Heading3"/>
+        <w:rPr>
+          <w:rFonts w:ascii="Sylfaen" w:hAnsi="Sylfaen"/>
+        </w:rPr>
+      </w:pPr>
+      <w:r>
+        <w:rPr>
+          <w:rFonts w:ascii="Sylfaen" w:hAnsi="Sylfaen"/>
+        </w:rPr>
+        <w:t>Step 2 – Normalize Customer Geography</w:t>
+      </w:r>
+    </w:p>
+    <w:p>
+      <w:pPr>
+        <w:pStyle w:val="NormalWeb"/>
+        <w:rPr>
+          <w:rFonts w:ascii="Sylfaen" w:hAnsi="Sylfaen"/>
+          <w:sz w:val="22"/>
+          <w:szCs w:val="22"/>
+        </w:rPr>
+      </w:pPr>
+      <w:r>
+        <w:rPr>
+          <w:rFonts w:ascii="Sylfaen" w:hAnsi="Sylfaen"/>
+          <w:sz w:val="22"/>
+          <w:szCs w:val="22"/>
+        </w:rPr>
+        <w:t xml:space="preserve">The geographic attributes were normalized into a shared hierarchy consisting of </w:t>
+      </w:r>
+      <w:proofErr w:type="spellStart"/>
+      <w:r>
+        <w:rPr>
+          <w:rStyle w:val="Strong"/>
+          <w:rFonts w:ascii="Sylfaen" w:hAnsi="Sylfaen"/>
+          <w:sz w:val="22"/>
+          <w:szCs w:val="22"/>
+        </w:rPr>
+        <w:t>DimAddress</w:t>
+      </w:r>
+      <w:proofErr w:type="spellEnd"/>
+      <w:r>
+        <w:rPr>
+          <w:rFonts w:ascii="Sylfaen" w:hAnsi="Sylfaen"/>
+          <w:sz w:val="22"/>
+          <w:szCs w:val="22"/>
+        </w:rPr>
+        <w:t xml:space="preserve">, </w:t>
+      </w:r>
+      <w:proofErr w:type="spellStart"/>
+      <w:r>
+        <w:rPr>
+          <w:rStyle w:val="Strong"/>
+          <w:rFonts w:ascii="Sylfaen" w:hAnsi="Sylfaen"/>
+          <w:sz w:val="22"/>
+          <w:szCs w:val="22"/>
+        </w:rPr>
+        <w:t>DimCity</w:t>
+      </w:r>
+      <w:proofErr w:type="spellEnd"/>
+      <w:r>
+        <w:rPr>
+          <w:rFonts w:ascii="Sylfaen" w:hAnsi="Sylfaen"/>
+          <w:sz w:val="22"/>
+          <w:szCs w:val="22"/>
+        </w:rPr>
+        <w:t xml:space="preserve">, </w:t>
+      </w:r>
+      <w:proofErr w:type="spellStart"/>
+      <w:r>
+        <w:rPr>
+          <w:rStyle w:val="Strong"/>
+          <w:rFonts w:ascii="Sylfaen" w:hAnsi="Sylfaen"/>
+          <w:sz w:val="22"/>
+          <w:szCs w:val="22"/>
+        </w:rPr>
+        <w:t>DimCountry</w:t>
+      </w:r>
+      <w:proofErr w:type="spellEnd"/>
+      <w:r>
+        <w:rPr>
+          <w:rFonts w:ascii="Sylfaen" w:hAnsi="Sylfaen"/>
+          <w:sz w:val="22"/>
+          <w:szCs w:val="22"/>
+        </w:rPr>
+        <w:t xml:space="preserve">, </w:t>
+      </w:r>
+      <w:proofErr w:type="spellStart"/>
+      <w:r>
+        <w:rPr>
+          <w:rStyle w:val="Strong"/>
+          <w:rFonts w:ascii="Sylfaen" w:hAnsi="Sylfaen"/>
+          <w:sz w:val="22"/>
+          <w:szCs w:val="22"/>
+        </w:rPr>
+        <w:t>DimRegion</w:t>
+      </w:r>
+      <w:proofErr w:type="spellEnd"/>
+      <w:r>
+        <w:rPr>
+          <w:rFonts w:ascii="Sylfaen" w:hAnsi="Sylfaen"/>
+          <w:sz w:val="22"/>
+          <w:szCs w:val="22"/>
+        </w:rPr>
+        <w:t xml:space="preserve">, and </w:t>
+      </w:r>
+      <w:proofErr w:type="spellStart"/>
+      <w:r>
+        <w:rPr>
+          <w:rStyle w:val="Strong"/>
+          <w:rFonts w:ascii="Sylfaen" w:hAnsi="Sylfaen"/>
+          <w:sz w:val="22"/>
+          <w:szCs w:val="22"/>
+        </w:rPr>
+        <w:t>DimEconomicRegion</w:t>
+      </w:r>
+      <w:proofErr w:type="spellEnd"/>
+      <w:r>
+        <w:rPr>
+          <w:rFonts w:ascii="Sylfaen" w:hAnsi="Sylfaen"/>
+          <w:sz w:val="22"/>
+          <w:szCs w:val="22"/>
+        </w:rPr>
+        <w:t xml:space="preserve">. Instead of storing address and location details in multiple dimensions, </w:t>
+      </w:r>
+      <w:r>
+        <w:rPr>
+          <w:rStyle w:val="Strong"/>
+          <w:rFonts w:ascii="Sylfaen" w:hAnsi="Sylfaen"/>
+          <w:sz w:val="22"/>
+          <w:szCs w:val="22"/>
+        </w:rPr>
+        <w:t>Customer</w:t>
+      </w:r>
+      <w:r>
+        <w:rPr>
+          <w:rFonts w:ascii="Sylfaen" w:hAnsi="Sylfaen"/>
+          <w:sz w:val="22"/>
+          <w:szCs w:val="22"/>
+        </w:rPr>
+        <w:t xml:space="preserve">, </w:t>
+      </w:r>
+      <w:r>
+        <w:rPr>
+          <w:rStyle w:val="Strong"/>
+          <w:rFonts w:ascii="Sylfaen" w:hAnsi="Sylfaen"/>
+          <w:sz w:val="22"/>
+          <w:szCs w:val="22"/>
+        </w:rPr>
+        <w:t>Employee</w:t>
+      </w:r>
+      <w:r>
+        <w:rPr>
+          <w:rFonts w:ascii="Sylfaen" w:hAnsi="Sylfaen"/>
+          <w:sz w:val="22"/>
+          <w:szCs w:val="22"/>
+        </w:rPr>
+        <w:t xml:space="preserve">, and </w:t>
+      </w:r>
+      <w:r>
+        <w:rPr>
+          <w:rStyle w:val="Strong"/>
+          <w:rFonts w:ascii="Sylfaen" w:hAnsi="Sylfaen"/>
+          <w:sz w:val="22"/>
+          <w:szCs w:val="22"/>
+        </w:rPr>
+        <w:t>Store</w:t>
+      </w:r>
+      <w:r>
+        <w:rPr>
+          <w:rFonts w:ascii="Sylfaen" w:hAnsi="Sylfaen"/>
+          <w:sz w:val="22"/>
+          <w:szCs w:val="22"/>
+        </w:rPr>
+        <w:t xml:space="preserve"> reference the same </w:t>
+      </w:r>
+      <w:proofErr w:type="spellStart"/>
+      <w:r>
+        <w:rPr>
+          <w:rStyle w:val="Strong"/>
+          <w:rFonts w:ascii="Sylfaen" w:hAnsi="Sylfaen"/>
+          <w:sz w:val="22"/>
+          <w:szCs w:val="22"/>
+        </w:rPr>
+        <w:t>DimAddress</w:t>
+      </w:r>
+      <w:proofErr w:type="spellEnd"/>
+      <w:r>
+        <w:rPr>
+          <w:rFonts w:ascii="Sylfaen" w:hAnsi="Sylfaen"/>
+          <w:sz w:val="22"/>
+          <w:szCs w:val="22"/>
+        </w:rPr>
+        <w:t xml:space="preserve"> table. This eliminates repetitive location data and preserves the original normalized structure.</w:t>
+      </w:r>
+    </w:p>
+    <w:p>
+      <w:pPr>
+        <w:pStyle w:val="Heading3"/>
+        <w:rPr>
+          <w:rFonts w:ascii="Sylfaen" w:hAnsi="Sylfaen"/>
+        </w:rPr>
+      </w:pPr>
+      <w:r>
+        <w:rPr>
+          <w:rFonts w:ascii="Sylfaen" w:hAnsi="Sylfaen"/>
+        </w:rPr>
+        <w:t xml:space="preserve">Step 3 – </w:t>
+      </w:r>
+      <w:r>
+        <w:rPr>
+          <w:rFonts w:ascii="Sylfaen" w:hAnsi="Sylfaen"/>
+        </w:rPr>
+        <w:t>Separate Business Processes</w:t>
+      </w:r>
+    </w:p>
+    <w:p>
+      <w:pPr>
+        <w:pStyle w:val="Heading3"/>
+        <w:rPr>
+          <w:rFonts w:ascii="Sylfaen" w:hAnsi="Sylfaen"/>
+          <w:b w:val="0"/>
+          <w:bCs w:val="0"/>
+          <w:sz w:val="22"/>
+          <w:szCs w:val="22"/>
+        </w:rPr>
+      </w:pPr>
+      <w:r>
+        <w:rPr>
+          <w:rFonts w:ascii="Sylfaen" w:hAnsi="Sylfaen"/>
+          <w:b w:val="0"/>
+          <w:bCs w:val="0"/>
+          <w:sz w:val="22"/>
+          <w:szCs w:val="22"/>
+        </w:rPr>
+        <w:t xml:space="preserve">The original model contains both </w:t>
+      </w:r>
+      <w:r>
+        <w:rPr>
+          <w:rStyle w:val="Strong"/>
+          <w:rFonts w:ascii="Sylfaen" w:hAnsi="Sylfaen"/>
+          <w:b/>
+          <w:bCs/>
+          <w:sz w:val="22"/>
+          <w:szCs w:val="22"/>
+        </w:rPr>
+        <w:t>Sales</w:t>
+      </w:r>
+      <w:r>
+        <w:rPr>
+          <w:rFonts w:ascii="Sylfaen" w:hAnsi="Sylfaen"/>
+          <w:b w:val="0"/>
+          <w:bCs w:val="0"/>
+          <w:sz w:val="22"/>
+          <w:szCs w:val="22"/>
+        </w:rPr>
+        <w:t xml:space="preserve"> and </w:t>
+      </w:r>
+      <w:r>
+        <w:rPr>
+          <w:rStyle w:val="Strong"/>
+          <w:rFonts w:ascii="Sylfaen" w:hAnsi="Sylfaen"/>
+          <w:b/>
+          <w:bCs/>
+          <w:sz w:val="22"/>
+          <w:szCs w:val="22"/>
+        </w:rPr>
+        <w:t>Payments</w:t>
+      </w:r>
+      <w:r>
+        <w:rPr>
+          <w:rFonts w:ascii="Sylfaen" w:hAnsi="Sylfaen"/>
+          <w:b w:val="0"/>
+          <w:bCs w:val="0"/>
+          <w:sz w:val="22"/>
+          <w:szCs w:val="22"/>
+        </w:rPr>
+        <w:t xml:space="preserve"> as separate business processes. To preserve this structure, two independent fact tables were created: </w:t>
+      </w:r>
+      <w:proofErr w:type="spellStart"/>
+      <w:r>
+        <w:rPr>
+          <w:rStyle w:val="Strong"/>
+          <w:rFonts w:ascii="Sylfaen" w:hAnsi="Sylfaen"/>
+          <w:b/>
+          <w:bCs/>
+          <w:sz w:val="22"/>
+          <w:szCs w:val="22"/>
+        </w:rPr>
+        <w:t>FactSales</w:t>
+      </w:r>
+      <w:proofErr w:type="spellEnd"/>
+      <w:r>
+        <w:rPr>
+          <w:rFonts w:ascii="Sylfaen" w:hAnsi="Sylfaen"/>
+          <w:b w:val="0"/>
+          <w:bCs w:val="0"/>
+          <w:sz w:val="22"/>
+          <w:szCs w:val="22"/>
+        </w:rPr>
+        <w:t xml:space="preserve"> and </w:t>
+      </w:r>
+      <w:proofErr w:type="spellStart"/>
+      <w:r>
+        <w:rPr>
+          <w:rStyle w:val="Strong"/>
+          <w:rFonts w:ascii="Sylfaen" w:hAnsi="Sylfaen"/>
+          <w:b/>
+          <w:bCs/>
+          <w:sz w:val="22"/>
+          <w:szCs w:val="22"/>
+        </w:rPr>
+        <w:t>FactPayment</w:t>
+      </w:r>
+      <w:proofErr w:type="spellEnd"/>
+      <w:r>
+        <w:rPr>
+          <w:rFonts w:ascii="Sylfaen" w:hAnsi="Sylfaen"/>
+          <w:b w:val="0"/>
+          <w:bCs w:val="0"/>
+          <w:sz w:val="22"/>
+          <w:szCs w:val="22"/>
+        </w:rPr>
+        <w:t xml:space="preserve">. Each fact table stores </w:t>
+      </w:r>
+      <w:r>
+        <w:rPr>
+          <w:rFonts w:ascii="Sylfaen" w:hAnsi="Sylfaen"/>
+          <w:b w:val="0"/>
+          <w:bCs w:val="0"/>
+          <w:sz w:val="22"/>
+          <w:szCs w:val="22"/>
+        </w:rPr>
         <w:lastRenderedPageBreak/>
-        <w:t>Snowflake Schema – Normalization Steps</w:t>
+        <w:t>its own transactional data while sharing common dimensions such as Customer, Employee, and Date. This reflects the original business model and avoids combining unrelated transactions.</w:t>
       </w:r>
     </w:p>
     <w:p>
@@ -644,227 +1106,22 @@
         <w:rPr>
           <w:rFonts w:ascii="Sylfaen" w:hAnsi="Sylfaen"/>
         </w:rPr>
-        <w:t>Step 1 – Normalize Product Information</w:t>
-      </w:r>
-    </w:p>
-    <w:p>
-      <w:pPr>
-        <w:pStyle w:val="NormalWeb"/>
-        <w:rPr>
-          <w:rFonts w:ascii="Sylfaen" w:hAnsi="Sylfaen"/>
-        </w:rPr>
-      </w:pPr>
-      <w:r>
-        <w:rPr>
-          <w:rFonts w:ascii="Sylfaen" w:hAnsi="Sylfaen"/>
-        </w:rPr>
-        <w:t xml:space="preserve">The product category was separated from the Product dimension into a new </w:t>
-      </w:r>
-      <w:proofErr w:type="spellStart"/>
-      <w:r>
-        <w:rPr>
-          <w:rStyle w:val="Strong"/>
-          <w:rFonts w:ascii="Sylfaen" w:hAnsi="Sylfaen"/>
-        </w:rPr>
-        <w:t>DimProductCategory</w:t>
-      </w:r>
-      <w:proofErr w:type="spellEnd"/>
-      <w:r>
-        <w:rPr>
-          <w:rFonts w:ascii="Sylfaen" w:hAnsi="Sylfaen"/>
-        </w:rPr>
-        <w:t xml:space="preserve"> table. The Product dimension now references the category using a foreign key.</w:t>
-      </w:r>
-    </w:p>
-    <w:p>
-      <w:pPr>
-        <w:pStyle w:val="Heading3"/>
-        <w:rPr>
-          <w:rFonts w:ascii="Sylfaen" w:hAnsi="Sylfaen"/>
-        </w:rPr>
-      </w:pPr>
-      <w:r>
-        <w:rPr>
-          <w:rFonts w:ascii="Sylfaen" w:hAnsi="Sylfaen"/>
-        </w:rPr>
-        <w:t>Step 2 – Normalize Customer Geography</w:t>
-      </w:r>
-    </w:p>
-    <w:p>
-      <w:pPr>
-        <w:pStyle w:val="NormalWeb"/>
-        <w:rPr>
-          <w:rFonts w:ascii="Sylfaen" w:hAnsi="Sylfaen"/>
-        </w:rPr>
-      </w:pPr>
-      <w:r>
-        <w:rPr>
-          <w:rFonts w:ascii="Sylfaen" w:hAnsi="Sylfaen"/>
-        </w:rPr>
-        <w:t>The geographical hierarchy stored in the Customer dimension was normalized into separate tables:</w:t>
-      </w:r>
-    </w:p>
-    <w:p>
-      <w:pPr>
-        <w:pStyle w:val="NormalWeb"/>
-        <w:rPr>
-          <w:rFonts w:ascii="Sylfaen" w:hAnsi="Sylfaen"/>
-        </w:rPr>
-      </w:pPr>
-      <w:r>
-        <w:rPr>
-          <w:rStyle w:val="Strong"/>
-          <w:rFonts w:ascii="Sylfaen" w:hAnsi="Sylfaen"/>
-        </w:rPr>
-        <w:t xml:space="preserve">Address </w:t>
-      </w:r>
-      <w:r>
-        <w:rPr>
-          <w:rStyle w:val="Strong"/>
-        </w:rPr>
-        <w:t>→</w:t>
-      </w:r>
-      <w:r>
-        <w:rPr>
-          <w:rStyle w:val="Strong"/>
-          <w:rFonts w:ascii="Sylfaen" w:hAnsi="Sylfaen"/>
-        </w:rPr>
-        <w:t xml:space="preserve"> City </w:t>
-      </w:r>
-      <w:r>
-        <w:rPr>
-          <w:rStyle w:val="Strong"/>
-        </w:rPr>
-        <w:t>→</w:t>
-      </w:r>
-      <w:r>
-        <w:rPr>
-          <w:rStyle w:val="Strong"/>
-          <w:rFonts w:ascii="Sylfaen" w:hAnsi="Sylfaen"/>
-        </w:rPr>
-        <w:t xml:space="preserve"> Country </w:t>
-      </w:r>
-      <w:r>
-        <w:rPr>
-          <w:rStyle w:val="Strong"/>
-        </w:rPr>
-        <w:t>→</w:t>
-      </w:r>
-      <w:r>
-        <w:rPr>
-          <w:rStyle w:val="Strong"/>
-          <w:rFonts w:ascii="Sylfaen" w:hAnsi="Sylfaen"/>
-        </w:rPr>
-        <w:t xml:space="preserve"> Region </w:t>
-      </w:r>
-      <w:r>
-        <w:rPr>
-          <w:rStyle w:val="Strong"/>
-        </w:rPr>
-        <w:t>→</w:t>
-      </w:r>
-      <w:r>
-        <w:rPr>
-          <w:rStyle w:val="Strong"/>
-          <w:rFonts w:ascii="Sylfaen" w:hAnsi="Sylfaen"/>
-        </w:rPr>
-        <w:t xml:space="preserve"> Economic Region</w:t>
-      </w:r>
-    </w:p>
-    <w:p>
-      <w:pPr>
-        <w:pStyle w:val="NormalWeb"/>
-        <w:rPr>
-          <w:rFonts w:ascii="Sylfaen" w:hAnsi="Sylfaen"/>
-        </w:rPr>
-      </w:pPr>
-      <w:r>
-        <w:rPr>
-          <w:rFonts w:ascii="Sylfaen" w:hAnsi="Sylfaen"/>
-        </w:rPr>
-        <w:t>The Customer dimension now references the Address table instead of storing all geographical attributes.</w:t>
-      </w:r>
-    </w:p>
-    <w:p>
-      <w:pPr>
-        <w:pStyle w:val="NormalWeb"/>
-        <w:rPr>
-          <w:rFonts w:ascii="Sylfaen" w:hAnsi="Sylfaen"/>
-        </w:rPr>
-      </w:pPr>
-    </w:p>
-    <w:p>
-      <w:pPr>
-        <w:pStyle w:val="Heading3"/>
-        <w:rPr>
-          <w:rFonts w:ascii="Sylfaen" w:hAnsi="Sylfaen"/>
-        </w:rPr>
-      </w:pPr>
-      <w:r>
-        <w:rPr>
-          <w:rFonts w:ascii="Sylfaen" w:hAnsi="Sylfaen"/>
-        </w:rPr>
-        <w:t>Step 3 – Normalize Employee and Store Geography</w:t>
-      </w:r>
-    </w:p>
-    <w:p>
-      <w:pPr>
-        <w:pStyle w:val="NormalWeb"/>
-        <w:rPr>
-          <w:rFonts w:ascii="Sylfaen" w:hAnsi="Sylfaen"/>
-        </w:rPr>
-      </w:pPr>
-      <w:r>
-        <w:rPr>
-          <w:rFonts w:ascii="Sylfaen" w:hAnsi="Sylfaen"/>
-        </w:rPr>
-        <w:t>The same geographical hierarchy was applied to the Employee and Store dimensions. Address, City, Country, Region, and Economic Region were separated into individual tables and linked through foreign keys, eliminating duplicated location data.</w:t>
-      </w:r>
-    </w:p>
-    <w:p>
-      <w:pPr>
-        <w:pStyle w:val="Heading3"/>
-        <w:rPr>
-          <w:rFonts w:ascii="Sylfaen" w:hAnsi="Sylfaen"/>
-        </w:rPr>
-      </w:pPr>
-      <w:r>
-        <w:rPr>
-          <w:rFonts w:ascii="Sylfaen" w:hAnsi="Sylfaen"/>
-        </w:rPr>
         <w:t>Step 4 – Preserve the Fact Table</w:t>
       </w:r>
     </w:p>
     <w:p>
       <w:pPr>
-        <w:pStyle w:val="NormalWeb"/>
-        <w:rPr>
-          <w:rFonts w:ascii="Sylfaen" w:hAnsi="Sylfaen"/>
-        </w:rPr>
-      </w:pPr>
-      <w:r>
-        <w:rPr>
-          <w:rFonts w:ascii="Sylfaen" w:hAnsi="Sylfaen"/>
-        </w:rPr>
-        <w:t xml:space="preserve">The </w:t>
-      </w:r>
-      <w:proofErr w:type="spellStart"/>
-      <w:r>
-        <w:rPr>
-          <w:rStyle w:val="Strong"/>
-          <w:rFonts w:ascii="Sylfaen" w:hAnsi="Sylfaen"/>
-        </w:rPr>
-        <w:t>FactSales</w:t>
-      </w:r>
-      <w:proofErr w:type="spellEnd"/>
-      <w:r>
-        <w:rPr>
-          <w:rFonts w:ascii="Sylfaen" w:hAnsi="Sylfaen"/>
-        </w:rPr>
-        <w:t xml:space="preserve"> table remains unchanged. Only the dimension tables were normalized. This reduces data redundancy, improves data integrity, and creates a Snowflake Schema while preserving the original business model.</w:t>
-      </w:r>
-    </w:p>
-    <w:p/>
+        <w:rPr>
+          <w:rFonts w:ascii="Sylfaen" w:hAnsi="Sylfaen"/>
+        </w:rPr>
+      </w:pPr>
+      <w:r>
+        <w:rPr>
+          <w:rFonts w:ascii="Sylfaen" w:hAnsi="Sylfaen"/>
+        </w:rPr>
+        <w:t>The fact tables remain focused on transactional data and contain only keys and business measures. Normalization was applied only to the dimension tables by extracting hierarchical and reusable information into separate tables. This reduces redundancy, improves data integrity, and produces a Snowflake Schema that closely follows the original 3NF model.</w:t>
+      </w:r>
+    </w:p>
     <w:sectPr>
       <w:pgSz w:w="12240" w:h="15840"/>
       <w:pgMar w:top="1440" w:right="1440" w:bottom="1440" w:left="1440" w:header="720" w:footer="720" w:gutter="0"/>
@@ -878,6 +1135,304 @@
 <file path=word/numbering.xml><?xml version="1.0" encoding="utf-8"?>
 <w:numbering xmlns:wpc="http://schemas.microsoft.com/office/word/2010/wordprocessingCanvas" xmlns:cx="http://schemas.microsoft.com/office/drawing/2014/chartex" xmlns:cx1="http://schemas.microsoft.com/office/drawing/2015/9/8/chartex" xmlns:cx2="http://schemas.microsoft.com/office/drawing/2015/10/21/chartex" xmlns:cx3="http://schemas.microsoft.com/office/drawing/2016/5/9/chartex" xmlns:cx4="http://schemas.microsoft.com/office/drawing/2016/5/10/chartex" xmlns:cx5="http://schemas.microsoft.com/office/drawing/2016/5/11/chartex" xmlns:cx6="http://schemas.microsoft.com/office/drawing/2016/5/12/chartex" xmlns:cx7="http://schemas.microsoft.com/office/drawing/2016/5/13/chartex" xmlns:cx8="http://schemas.microsoft.com/office/drawing/2016/5/14/chartex" xmlns:mc="http://schemas.openxmlformats.org/markup-compatibility/2006" xmlns:aink="http://schemas.microsoft.com/office/drawing/2016/ink" xmlns:am3d="http://schemas.microsoft.com/office/drawing/2017/model3d" xmlns:o="urn:schemas-microsoft-com:office:office" xmlns:r="http://schemas.openxmlformats.org/officeDocument/2006/relationships" xmlns:m="http://schemas.openxmlformats.org/officeDocument/2006/math" xmlns:v="urn:schemas-microsoft-com:vml" xmlns:wp14="http://schemas.microsoft.com/office/word/2010/wordprocessingDrawing" xmlns:wp="http://schemas.openxmlformats.org/drawingml/2006/wordprocessingDrawing" xmlns:w10="urn:schemas-microsoft-com:office:word" xmlns:w="http://schemas.openxmlformats.org/wordprocessingml/2006/main" xmlns:w14="http://schemas.microsoft.com/office/word/2010/wordml" xmlns:w15="http://schemas.microsoft.com/office/word/2012/wordml" xmlns:w16cex="http://schemas.microsoft.com/office/word/2018/wordml/cex" xmlns:w16cid="http://schemas.microsoft.com/office/word/2016/wordml/cid" xmlns:w16="http://schemas.microsoft.com/office/word/2018/wordml" xmlns:w16se="http://schemas.microsoft.com/office/word/2015/wordml/symex" xmlns:wpg="http://schemas.microsoft.com/office/word/2010/wordprocessingGroup" xmlns:wpi="http://schemas.microsoft.com/office/word/2010/wordprocessingInk" xmlns:wne="http://schemas.microsoft.com/office/word/2006/wordml" xmlns:wps="http://schemas.microsoft.com/office/word/2010/wordprocessingShape" mc:Ignorable="w14 w15 w16se w16cid w16 w16cex wp14">
   <w:abstractNum w:abstractNumId="0" w15:restartNumberingAfterBreak="0">
+    <w:nsid w:val="075E5861"/>
+    <w:multiLevelType w:val="multilevel"/>
+    <w:tmpl w:val="769EE8C6"/>
+    <w:lvl w:ilvl="0">
+      <w:start w:val="1"/>
+      <w:numFmt w:val="bullet"/>
+      <w:lvlText w:val=""/>
+      <w:lvlJc w:val="left"/>
+      <w:pPr>
+        <w:tabs>
+          <w:tab w:val="num" w:pos="720"/>
+        </w:tabs>
+        <w:ind w:left="720" w:hanging="360"/>
+      </w:pPr>
+      <w:rPr>
+        <w:rFonts w:ascii="Symbol" w:hAnsi="Symbol" w:hint="default"/>
+        <w:sz w:val="20"/>
+      </w:rPr>
+    </w:lvl>
+    <w:lvl w:ilvl="1" w:tentative="1">
+      <w:start w:val="1"/>
+      <w:numFmt w:val="bullet"/>
+      <w:lvlText w:val="o"/>
+      <w:lvlJc w:val="left"/>
+      <w:pPr>
+        <w:tabs>
+          <w:tab w:val="num" w:pos="1440"/>
+        </w:tabs>
+        <w:ind w:left="1440" w:hanging="360"/>
+      </w:pPr>
+      <w:rPr>
+        <w:rFonts w:ascii="Courier New" w:hAnsi="Courier New" w:hint="default"/>
+        <w:sz w:val="20"/>
+      </w:rPr>
+    </w:lvl>
+    <w:lvl w:ilvl="2" w:tentative="1">
+      <w:start w:val="1"/>
+      <w:numFmt w:val="bullet"/>
+      <w:lvlText w:val=""/>
+      <w:lvlJc w:val="left"/>
+      <w:pPr>
+        <w:tabs>
+          <w:tab w:val="num" w:pos="2160"/>
+        </w:tabs>
+        <w:ind w:left="2160" w:hanging="360"/>
+      </w:pPr>
+      <w:rPr>
+        <w:rFonts w:ascii="Wingdings" w:hAnsi="Wingdings" w:hint="default"/>
+        <w:sz w:val="20"/>
+      </w:rPr>
+    </w:lvl>
+    <w:lvl w:ilvl="3" w:tentative="1">
+      <w:start w:val="1"/>
+      <w:numFmt w:val="bullet"/>
+      <w:lvlText w:val=""/>
+      <w:lvlJc w:val="left"/>
+      <w:pPr>
+        <w:tabs>
+          <w:tab w:val="num" w:pos="2880"/>
+        </w:tabs>
+        <w:ind w:left="2880" w:hanging="360"/>
+      </w:pPr>
+      <w:rPr>
+        <w:rFonts w:ascii="Wingdings" w:hAnsi="Wingdings" w:hint="default"/>
+        <w:sz w:val="20"/>
+      </w:rPr>
+    </w:lvl>
+    <w:lvl w:ilvl="4" w:tentative="1">
+      <w:start w:val="1"/>
+      <w:numFmt w:val="bullet"/>
+      <w:lvlText w:val=""/>
+      <w:lvlJc w:val="left"/>
+      <w:pPr>
+        <w:tabs>
+          <w:tab w:val="num" w:pos="3600"/>
+        </w:tabs>
+        <w:ind w:left="3600" w:hanging="360"/>
+      </w:pPr>
+      <w:rPr>
+        <w:rFonts w:ascii="Wingdings" w:hAnsi="Wingdings" w:hint="default"/>
+        <w:sz w:val="20"/>
+      </w:rPr>
+    </w:lvl>
+    <w:lvl w:ilvl="5" w:tentative="1">
+      <w:start w:val="1"/>
+      <w:numFmt w:val="bullet"/>
+      <w:lvlText w:val=""/>
+      <w:lvlJc w:val="left"/>
+      <w:pPr>
+        <w:tabs>
+          <w:tab w:val="num" w:pos="4320"/>
+        </w:tabs>
+        <w:ind w:left="4320" w:hanging="360"/>
+      </w:pPr>
+      <w:rPr>
+        <w:rFonts w:ascii="Wingdings" w:hAnsi="Wingdings" w:hint="default"/>
+        <w:sz w:val="20"/>
+      </w:rPr>
+    </w:lvl>
+    <w:lvl w:ilvl="6" w:tentative="1">
+      <w:start w:val="1"/>
+      <w:numFmt w:val="bullet"/>
+      <w:lvlText w:val=""/>
+      <w:lvlJc w:val="left"/>
+      <w:pPr>
+        <w:tabs>
+          <w:tab w:val="num" w:pos="5040"/>
+        </w:tabs>
+        <w:ind w:left="5040" w:hanging="360"/>
+      </w:pPr>
+      <w:rPr>
+        <w:rFonts w:ascii="Wingdings" w:hAnsi="Wingdings" w:hint="default"/>
+        <w:sz w:val="20"/>
+      </w:rPr>
+    </w:lvl>
+    <w:lvl w:ilvl="7" w:tentative="1">
+      <w:start w:val="1"/>
+      <w:numFmt w:val="bullet"/>
+      <w:lvlText w:val=""/>
+      <w:lvlJc w:val="left"/>
+      <w:pPr>
+        <w:tabs>
+          <w:tab w:val="num" w:pos="5760"/>
+        </w:tabs>
+        <w:ind w:left="5760" w:hanging="360"/>
+      </w:pPr>
+      <w:rPr>
+        <w:rFonts w:ascii="Wingdings" w:hAnsi="Wingdings" w:hint="default"/>
+        <w:sz w:val="20"/>
+      </w:rPr>
+    </w:lvl>
+    <w:lvl w:ilvl="8" w:tentative="1">
+      <w:start w:val="1"/>
+      <w:numFmt w:val="bullet"/>
+      <w:lvlText w:val=""/>
+      <w:lvlJc w:val="left"/>
+      <w:pPr>
+        <w:tabs>
+          <w:tab w:val="num" w:pos="6480"/>
+        </w:tabs>
+        <w:ind w:left="6480" w:hanging="360"/>
+      </w:pPr>
+      <w:rPr>
+        <w:rFonts w:ascii="Wingdings" w:hAnsi="Wingdings" w:hint="default"/>
+        <w:sz w:val="20"/>
+      </w:rPr>
+    </w:lvl>
+  </w:abstractNum>
+  <w:abstractNum w:abstractNumId="1" w15:restartNumberingAfterBreak="0">
+    <w:nsid w:val="1F2162F4"/>
+    <w:multiLevelType w:val="multilevel"/>
+    <w:tmpl w:val="D7627474"/>
+    <w:lvl w:ilvl="0">
+      <w:start w:val="1"/>
+      <w:numFmt w:val="bullet"/>
+      <w:lvlText w:val=""/>
+      <w:lvlJc w:val="left"/>
+      <w:pPr>
+        <w:tabs>
+          <w:tab w:val="num" w:pos="720"/>
+        </w:tabs>
+        <w:ind w:left="720" w:hanging="360"/>
+      </w:pPr>
+      <w:rPr>
+        <w:rFonts w:ascii="Symbol" w:hAnsi="Symbol" w:hint="default"/>
+        <w:sz w:val="20"/>
+      </w:rPr>
+    </w:lvl>
+    <w:lvl w:ilvl="1" w:tentative="1">
+      <w:start w:val="1"/>
+      <w:numFmt w:val="bullet"/>
+      <w:lvlText w:val="o"/>
+      <w:lvlJc w:val="left"/>
+      <w:pPr>
+        <w:tabs>
+          <w:tab w:val="num" w:pos="1440"/>
+        </w:tabs>
+        <w:ind w:left="1440" w:hanging="360"/>
+      </w:pPr>
+      <w:rPr>
+        <w:rFonts w:ascii="Courier New" w:hAnsi="Courier New" w:hint="default"/>
+        <w:sz w:val="20"/>
+      </w:rPr>
+    </w:lvl>
+    <w:lvl w:ilvl="2" w:tentative="1">
+      <w:start w:val="1"/>
+      <w:numFmt w:val="bullet"/>
+      <w:lvlText w:val=""/>
+      <w:lvlJc w:val="left"/>
+      <w:pPr>
+        <w:tabs>
+          <w:tab w:val="num" w:pos="2160"/>
+        </w:tabs>
+        <w:ind w:left="2160" w:hanging="360"/>
+      </w:pPr>
+      <w:rPr>
+        <w:rFonts w:ascii="Wingdings" w:hAnsi="Wingdings" w:hint="default"/>
+        <w:sz w:val="20"/>
+      </w:rPr>
+    </w:lvl>
+    <w:lvl w:ilvl="3" w:tentative="1">
+      <w:start w:val="1"/>
+      <w:numFmt w:val="bullet"/>
+      <w:lvlText w:val=""/>
+      <w:lvlJc w:val="left"/>
+      <w:pPr>
+        <w:tabs>
+          <w:tab w:val="num" w:pos="2880"/>
+        </w:tabs>
+        <w:ind w:left="2880" w:hanging="360"/>
+      </w:pPr>
+      <w:rPr>
+        <w:rFonts w:ascii="Wingdings" w:hAnsi="Wingdings" w:hint="default"/>
+        <w:sz w:val="20"/>
+      </w:rPr>
+    </w:lvl>
+    <w:lvl w:ilvl="4" w:tentative="1">
+      <w:start w:val="1"/>
+      <w:numFmt w:val="bullet"/>
+      <w:lvlText w:val=""/>
+      <w:lvlJc w:val="left"/>
+      <w:pPr>
+        <w:tabs>
+          <w:tab w:val="num" w:pos="3600"/>
+        </w:tabs>
+        <w:ind w:left="3600" w:hanging="360"/>
+      </w:pPr>
+      <w:rPr>
+        <w:rFonts w:ascii="Wingdings" w:hAnsi="Wingdings" w:hint="default"/>
+        <w:sz w:val="20"/>
+      </w:rPr>
+    </w:lvl>
+    <w:lvl w:ilvl="5" w:tentative="1">
+      <w:start w:val="1"/>
+      <w:numFmt w:val="bullet"/>
+      <w:lvlText w:val=""/>
+      <w:lvlJc w:val="left"/>
+      <w:pPr>
+        <w:tabs>
+          <w:tab w:val="num" w:pos="4320"/>
+        </w:tabs>
+        <w:ind w:left="4320" w:hanging="360"/>
+      </w:pPr>
+      <w:rPr>
+        <w:rFonts w:ascii="Wingdings" w:hAnsi="Wingdings" w:hint="default"/>
+        <w:sz w:val="20"/>
+      </w:rPr>
+    </w:lvl>
+    <w:lvl w:ilvl="6" w:tentative="1">
+      <w:start w:val="1"/>
+      <w:numFmt w:val="bullet"/>
+      <w:lvlText w:val=""/>
+      <w:lvlJc w:val="left"/>
+      <w:pPr>
+        <w:tabs>
+          <w:tab w:val="num" w:pos="5040"/>
+        </w:tabs>
+        <w:ind w:left="5040" w:hanging="360"/>
+      </w:pPr>
+      <w:rPr>
+        <w:rFonts w:ascii="Wingdings" w:hAnsi="Wingdings" w:hint="default"/>
+        <w:sz w:val="20"/>
+      </w:rPr>
+    </w:lvl>
+    <w:lvl w:ilvl="7" w:tentative="1">
+      <w:start w:val="1"/>
+      <w:numFmt w:val="bullet"/>
+      <w:lvlText w:val=""/>
+      <w:lvlJc w:val="left"/>
+      <w:pPr>
+        <w:tabs>
+          <w:tab w:val="num" w:pos="5760"/>
+        </w:tabs>
+        <w:ind w:left="5760" w:hanging="360"/>
+      </w:pPr>
+      <w:rPr>
+        <w:rFonts w:ascii="Wingdings" w:hAnsi="Wingdings" w:hint="default"/>
+        <w:sz w:val="20"/>
+      </w:rPr>
+    </w:lvl>
+    <w:lvl w:ilvl="8" w:tentative="1">
+      <w:start w:val="1"/>
+      <w:numFmt w:val="bullet"/>
+      <w:lvlText w:val=""/>
+      <w:lvlJc w:val="left"/>
+      <w:pPr>
+        <w:tabs>
+          <w:tab w:val="num" w:pos="6480"/>
+        </w:tabs>
+        <w:ind w:left="6480" w:hanging="360"/>
+      </w:pPr>
+      <w:rPr>
+        <w:rFonts w:ascii="Wingdings" w:hAnsi="Wingdings" w:hint="default"/>
+        <w:sz w:val="20"/>
+      </w:rPr>
+    </w:lvl>
+  </w:abstractNum>
+  <w:abstractNum w:abstractNumId="2" w15:restartNumberingAfterBreak="0">
     <w:nsid w:val="26DC7CF5"/>
     <w:multiLevelType w:val="multilevel"/>
     <w:tmpl w:val="2CB22F4A"/>
@@ -1026,7 +1581,165 @@
       </w:rPr>
     </w:lvl>
   </w:abstractNum>
+  <w:abstractNum w:abstractNumId="3" w15:restartNumberingAfterBreak="0">
+    <w:nsid w:val="67847B9B"/>
+    <w:multiLevelType w:val="multilevel"/>
+    <w:tmpl w:val="8A7E9D8A"/>
+    <w:lvl w:ilvl="0">
+      <w:start w:val="1"/>
+      <w:numFmt w:val="bullet"/>
+      <w:lvlText w:val=""/>
+      <w:lvlJc w:val="left"/>
+      <w:pPr>
+        <w:tabs>
+          <w:tab w:val="num" w:pos="720"/>
+        </w:tabs>
+        <w:ind w:left="720" w:hanging="360"/>
+      </w:pPr>
+      <w:rPr>
+        <w:rFonts w:ascii="Symbol" w:hAnsi="Symbol" w:hint="default"/>
+        <w:sz w:val="20"/>
+      </w:rPr>
+    </w:lvl>
+    <w:lvl w:ilvl="1" w:tentative="1">
+      <w:start w:val="1"/>
+      <w:numFmt w:val="bullet"/>
+      <w:lvlText w:val="o"/>
+      <w:lvlJc w:val="left"/>
+      <w:pPr>
+        <w:tabs>
+          <w:tab w:val="num" w:pos="1440"/>
+        </w:tabs>
+        <w:ind w:left="1440" w:hanging="360"/>
+      </w:pPr>
+      <w:rPr>
+        <w:rFonts w:ascii="Courier New" w:hAnsi="Courier New" w:hint="default"/>
+        <w:sz w:val="20"/>
+      </w:rPr>
+    </w:lvl>
+    <w:lvl w:ilvl="2" w:tentative="1">
+      <w:start w:val="1"/>
+      <w:numFmt w:val="bullet"/>
+      <w:lvlText w:val=""/>
+      <w:lvlJc w:val="left"/>
+      <w:pPr>
+        <w:tabs>
+          <w:tab w:val="num" w:pos="2160"/>
+        </w:tabs>
+        <w:ind w:left="2160" w:hanging="360"/>
+      </w:pPr>
+      <w:rPr>
+        <w:rFonts w:ascii="Wingdings" w:hAnsi="Wingdings" w:hint="default"/>
+        <w:sz w:val="20"/>
+      </w:rPr>
+    </w:lvl>
+    <w:lvl w:ilvl="3" w:tentative="1">
+      <w:start w:val="1"/>
+      <w:numFmt w:val="bullet"/>
+      <w:lvlText w:val=""/>
+      <w:lvlJc w:val="left"/>
+      <w:pPr>
+        <w:tabs>
+          <w:tab w:val="num" w:pos="2880"/>
+        </w:tabs>
+        <w:ind w:left="2880" w:hanging="360"/>
+      </w:pPr>
+      <w:rPr>
+        <w:rFonts w:ascii="Wingdings" w:hAnsi="Wingdings" w:hint="default"/>
+        <w:sz w:val="20"/>
+      </w:rPr>
+    </w:lvl>
+    <w:lvl w:ilvl="4" w:tentative="1">
+      <w:start w:val="1"/>
+      <w:numFmt w:val="bullet"/>
+      <w:lvlText w:val=""/>
+      <w:lvlJc w:val="left"/>
+      <w:pPr>
+        <w:tabs>
+          <w:tab w:val="num" w:pos="3600"/>
+        </w:tabs>
+        <w:ind w:left="3600" w:hanging="360"/>
+      </w:pPr>
+      <w:rPr>
+        <w:rFonts w:ascii="Wingdings" w:hAnsi="Wingdings" w:hint="default"/>
+        <w:sz w:val="20"/>
+      </w:rPr>
+    </w:lvl>
+    <w:lvl w:ilvl="5" w:tentative="1">
+      <w:start w:val="1"/>
+      <w:numFmt w:val="bullet"/>
+      <w:lvlText w:val=""/>
+      <w:lvlJc w:val="left"/>
+      <w:pPr>
+        <w:tabs>
+          <w:tab w:val="num" w:pos="4320"/>
+        </w:tabs>
+        <w:ind w:left="4320" w:hanging="360"/>
+      </w:pPr>
+      <w:rPr>
+        <w:rFonts w:ascii="Wingdings" w:hAnsi="Wingdings" w:hint="default"/>
+        <w:sz w:val="20"/>
+      </w:rPr>
+    </w:lvl>
+    <w:lvl w:ilvl="6" w:tentative="1">
+      <w:start w:val="1"/>
+      <w:numFmt w:val="bullet"/>
+      <w:lvlText w:val=""/>
+      <w:lvlJc w:val="left"/>
+      <w:pPr>
+        <w:tabs>
+          <w:tab w:val="num" w:pos="5040"/>
+        </w:tabs>
+        <w:ind w:left="5040" w:hanging="360"/>
+      </w:pPr>
+      <w:rPr>
+        <w:rFonts w:ascii="Wingdings" w:hAnsi="Wingdings" w:hint="default"/>
+        <w:sz w:val="20"/>
+      </w:rPr>
+    </w:lvl>
+    <w:lvl w:ilvl="7" w:tentative="1">
+      <w:start w:val="1"/>
+      <w:numFmt w:val="bullet"/>
+      <w:lvlText w:val=""/>
+      <w:lvlJc w:val="left"/>
+      <w:pPr>
+        <w:tabs>
+          <w:tab w:val="num" w:pos="5760"/>
+        </w:tabs>
+        <w:ind w:left="5760" w:hanging="360"/>
+      </w:pPr>
+      <w:rPr>
+        <w:rFonts w:ascii="Wingdings" w:hAnsi="Wingdings" w:hint="default"/>
+        <w:sz w:val="20"/>
+      </w:rPr>
+    </w:lvl>
+    <w:lvl w:ilvl="8" w:tentative="1">
+      <w:start w:val="1"/>
+      <w:numFmt w:val="bullet"/>
+      <w:lvlText w:val=""/>
+      <w:lvlJc w:val="left"/>
+      <w:pPr>
+        <w:tabs>
+          <w:tab w:val="num" w:pos="6480"/>
+        </w:tabs>
+        <w:ind w:left="6480" w:hanging="360"/>
+      </w:pPr>
+      <w:rPr>
+        <w:rFonts w:ascii="Wingdings" w:hAnsi="Wingdings" w:hint="default"/>
+        <w:sz w:val="20"/>
+      </w:rPr>
+    </w:lvl>
+  </w:abstractNum>
   <w:num w:numId="1">
+    <w:abstractNumId w:val="2"/>
+  </w:num>
+  <w:num w:numId="2">
+    <w:abstractNumId w:val="1"/>
+  </w:num>
+  <w:num w:numId="3">
+    <w:abstractNumId w:val="3"/>
+  </w:num>
+  <w:num w:numId="4">
     <w:abstractNumId w:val="0"/>
   </w:num>
 </w:numbering>
@@ -1552,6 +2265,19 @@
       <w:bCs/>
     </w:rPr>
   </w:style>
+  <w:style w:type="paragraph" w:customStyle="1" w:styleId="pdq2pgselectionanchorcontainer">
+    <w:name w:val="pdq2pg_selectionanchorcontainer"/>
+    <w:basedOn w:val="Normal"/>
+    <w:rsid w:val="00BE1979"/>
+    <w:pPr>
+      <w:spacing w:before="100" w:beforeAutospacing="1" w:after="100" w:afterAutospacing="1" w:line="240" w:lineRule="auto"/>
+    </w:pPr>
+    <w:rPr>
+      <w:rFonts w:ascii="Times New Roman" w:eastAsia="Times New Roman" w:hAnsi="Times New Roman" w:cs="Times New Roman"/>
+      <w:sz w:val="24"/>
+      <w:szCs w:val="24"/>
+    </w:rPr>
+  </w:style>
 </w:styles>
 </file>
 
